--- a/cv/Ben Purdy CV - 2025_08_20.docx
+++ b/cv/Ben Purdy CV - 2025_08_20.docx
@@ -27,7 +27,13 @@
         <w:rPr>
           <w:sz w:val="22"/>
         </w:rPr>
-        <w:t xml:space="preserve">07467042397 </w:t>
+        <w:t xml:space="preserve">+44 </w:t>
+      </w:r>
+      <w:r>
+        <w:rPr>
+          <w:sz w:val="22"/>
+        </w:rPr>
+        <w:t xml:space="preserve">7467042397 </w:t>
       </w:r>
       <w:r>
         <w:rPr>
@@ -47,9 +53,21 @@
         </w:rPr>
         <w:t xml:space="preserve">● </w:t>
       </w:r>
-      <w:r>
-        <w:t>benjpurdy@hotmail.co.uk</w:t>
-      </w:r>
+      <w:hyperlink r:id="rId4" w:history="1">
+        <w:r>
+          <w:rPr>
+            <w:rStyle w:val="Hyperlink"/>
+          </w:rPr>
+          <w:t>benjpurdy@hotmail.co.uk</w:t>
+        </w:r>
+      </w:hyperlink>
+    </w:p>
+    <w:p>
+      <w:pPr>
+        <w:spacing w:after="254"/>
+        <w:ind w:left="0" w:firstLine="0"/>
+        <w:jc w:val="center"/>
+      </w:pPr>
     </w:p>
     <w:p>
       <w:pPr>
@@ -136,25 +154,7 @@
                 <w:i/>
                 <w:iCs/>
               </w:rPr>
-              <w:t xml:space="preserve">Worked as a student proctor alongside studying, assisting in teaching First Year Games </w:t>
-            </w:r>
-            <w:proofErr w:type="spellStart"/>
-            <w:r>
-              <w:rPr>
-                <w:bCs/>
-                <w:i/>
-                <w:iCs/>
-              </w:rPr>
-              <w:t>Technonolgy</w:t>
-            </w:r>
-            <w:proofErr w:type="spellEnd"/>
-            <w:r>
-              <w:rPr>
-                <w:bCs/>
-                <w:i/>
-                <w:iCs/>
-              </w:rPr>
-              <w:t xml:space="preserve"> students</w:t>
+              <w:t>Worked as a student proctor alongside studying, assisting in teaching First Year Games Technonolgy students</w:t>
             </w:r>
           </w:p>
           <w:p>
@@ -200,6 +200,30 @@
             </w:r>
             <w:r>
               <w:t>3-2024</w:t>
+            </w:r>
+          </w:p>
+          <w:p>
+            <w:pPr>
+              <w:spacing w:after="0"/>
+              <w:ind w:left="0" w:right="40" w:firstLine="0"/>
+              <w:jc w:val="right"/>
+            </w:pPr>
+          </w:p>
+          <w:p>
+            <w:pPr>
+              <w:spacing w:after="0"/>
+              <w:ind w:left="0" w:right="40" w:firstLine="0"/>
+              <w:jc w:val="right"/>
+            </w:pPr>
+          </w:p>
+          <w:p>
+            <w:pPr>
+              <w:spacing w:after="0"/>
+              <w:ind w:left="0" w:right="40" w:firstLine="0"/>
+              <w:jc w:val="right"/>
+            </w:pPr>
+            <w:r>
+              <w:t>2022</w:t>
             </w:r>
           </w:p>
         </w:tc>
@@ -386,37 +410,7 @@
               <w:ind w:left="360" w:firstLine="0"/>
             </w:pPr>
             <w:r>
-              <w:t xml:space="preserve">Preparing </w:t>
-            </w:r>
-            <w:proofErr w:type="spellStart"/>
-            <w:r>
-              <w:t>practicals</w:t>
-            </w:r>
-            <w:proofErr w:type="spellEnd"/>
-            <w:r>
-              <w:t xml:space="preserve"> and maintaining teaching labs to required safety standards</w:t>
-            </w:r>
-          </w:p>
-          <w:p>
-            <w:pPr>
-              <w:spacing w:after="0"/>
-              <w:ind w:left="0" w:firstLine="0"/>
-            </w:pPr>
-            <w:r>
-              <w:rPr>
-                <w:b/>
-                <w:color w:val="434343"/>
-              </w:rPr>
-              <w:t xml:space="preserve">Supermarket Assistant - Part Time | </w:t>
-            </w:r>
-            <w:r>
-              <w:t xml:space="preserve">“Waitrose and Partners” | </w:t>
-            </w:r>
-            <w:r>
-              <w:rPr>
-                <w:i/>
-              </w:rPr>
-              <w:t>Kenilworth</w:t>
+              <w:t>Preparing practicals and maintaining teaching labs to required safety standards</w:t>
             </w:r>
           </w:p>
         </w:tc>
@@ -437,17 +431,13 @@
               <w:ind w:left="0" w:firstLine="0"/>
               <w:jc w:val="right"/>
             </w:pPr>
-            <w:r>
-              <w:rPr>
-                <w:color w:val="434343"/>
-              </w:rPr>
-              <w:t>2017 - 2019</w:t>
-            </w:r>
           </w:p>
         </w:tc>
       </w:tr>
       <w:tr>
         <w:trPr>
+          <w:gridAfter w:val="1"/>
+          <w:wAfter w:w="1928" w:type="dxa"/>
           <w:trHeight w:val="1285"/>
         </w:trPr>
         <w:tc>
@@ -463,20 +453,20 @@
           <w:p>
             <w:pPr>
               <w:spacing w:after="231" w:line="376" w:lineRule="auto"/>
-              <w:ind w:left="0" w:firstLine="360"/>
-            </w:pPr>
-            <w:r>
-              <w:t xml:space="preserve">Worked as a part time partner for Waitrose as a front of shop sales assistant. </w:t>
-            </w:r>
-            <w:r>
-              <w:br/>
-            </w:r>
-          </w:p>
-          <w:p>
-            <w:pPr>
-              <w:spacing w:after="0"/>
               <w:ind w:left="0" w:firstLine="0"/>
             </w:pPr>
+          </w:p>
+          <w:p>
+            <w:pPr>
+              <w:spacing w:after="231" w:line="376" w:lineRule="auto"/>
+              <w:ind w:left="0" w:firstLine="0"/>
+            </w:pPr>
+          </w:p>
+          <w:p>
+            <w:pPr>
+              <w:spacing w:after="0"/>
+              <w:ind w:left="0" w:firstLine="0"/>
+            </w:pPr>
             <w:r>
               <w:rPr>
                 <w:b/>
@@ -484,31 +474,6 @@
                 <w:sz w:val="22"/>
               </w:rPr>
               <w:t>EDUCATION</w:t>
-            </w:r>
-          </w:p>
-        </w:tc>
-        <w:tc>
-          <w:tcPr>
-            <w:tcW w:w="1928" w:type="dxa"/>
-            <w:tcBorders>
-              <w:top w:val="nil"/>
-              <w:left w:val="nil"/>
-              <w:bottom w:val="single" w:sz="8" w:space="0" w:color="000000"/>
-              <w:right w:val="nil"/>
-            </w:tcBorders>
-          </w:tcPr>
-          <w:p>
-            <w:pPr>
-              <w:spacing w:after="0"/>
-              <w:ind w:left="0" w:firstLine="0"/>
-              <w:jc w:val="right"/>
-            </w:pPr>
-            <w:r>
-              <w:rPr>
-                <w:color w:val="434343"/>
-              </w:rPr>
-              <w:br/>
-              <w:t>2016 - 2017</w:t>
             </w:r>
           </w:p>
         </w:tc>
@@ -990,6 +955,7 @@
         <w:ind w:left="-5"/>
       </w:pPr>
       <w:r>
+        <w:lastRenderedPageBreak/>
         <w:t>C++ | C | C# | Unreal | Unity | Blender 3D | Python | Photoshop | Premiere Pro | After Effects |</w:t>
       </w:r>
     </w:p>
@@ -1490,6 +1456,29 @@
       </w:tblCellMar>
     </w:tblPr>
   </w:style>
+  <w:style w:type="character" w:styleId="Hyperlink">
+    <w:name w:val="Hyperlink"/>
+    <w:basedOn w:val="DefaultParagraphFont"/>
+    <w:uiPriority w:val="99"/>
+    <w:unhideWhenUsed/>
+    <w:rsid w:val="00605A39"/>
+    <w:rPr>
+      <w:color w:val="0563C1" w:themeColor="hyperlink"/>
+      <w:u w:val="single"/>
+    </w:rPr>
+  </w:style>
+  <w:style w:type="character" w:styleId="UnresolvedMention">
+    <w:name w:val="Unresolved Mention"/>
+    <w:basedOn w:val="DefaultParagraphFont"/>
+    <w:uiPriority w:val="99"/>
+    <w:semiHidden/>
+    <w:unhideWhenUsed/>
+    <w:rsid w:val="00605A39"/>
+    <w:rPr>
+      <w:color w:val="605E5C"/>
+      <w:shd w:val="clear" w:color="auto" w:fill="E1DFDD"/>
+    </w:rPr>
+  </w:style>
 </w:styles>
 </file>
 
